--- a/Kim11-1-4-EK-Tepkime-Entalpisini-Etkileyen-Faktorler.docx
+++ b/Kim11-1-4-EK-Tepkime-Entalpisini-Etkileyen-Faktorler.docx
@@ -87,7 +87,7 @@
           <w:highlight w:val="yellow"/>
           <w:lang w:val="tr-TR"/>
         </w:rPr>
-        <w:t xml:space="preserve"> örnek hesaplamalarından sonra, “Endotermik ve Ekzotermik Tepkimeler” başlığından önce eklenecektir. Kalıp numaraları (#) eklendiği yere göre verilecektir. Bu ek, MEB 2026 Kimya 11 ders kitabıyla yapılan kapsam karşılaştırmasında eksik görülen konuları tamamlamak için hazırlanmıştır.</w:t>
+        <w:t xml:space="preserve"> örnek hesaplamalarından sonra, “Endotermik ve Ekzotermik Tepkimeler” başlığından önce eklenecektir. Kalıp numaraları Tema 1 sırasına göre verilmiştir. Sıra Sizde başlığı altındaki sorular, dosyadaki mevcut Sıra Sizde etkinliğinin sonuna, madde numaraları devam ettirilerek eklenecektir; cevaplar CevapAnahtari dosyasındadır.</w:t>
       </w:r>
     </w:p>
     <w:p>
@@ -556,7 +556,7 @@
           <w:bCs/>
           <w:lang w:val="tr-TR"/>
         </w:rPr>
-        <w:t xml:space="preserve">Örnek-Çözüm Atölyesi #</w:t>
+        <w:t xml:space="preserve">Örnek-Çözüm Atölyesi 1.5.</w:t>
       </w:r>
     </w:p>
     <w:p>
@@ -896,7 +896,7 @@
           <w:bCs/>
           <w:lang w:val="tr-TR"/>
         </w:rPr>
-        <w:t xml:space="preserve">Sıra Sizde #</w:t>
+        <w:t xml:space="preserve">Sıra Sizde 1.4.</w:t>
       </w:r>
     </w:p>
     <w:p>

--- a/Kim11-1-4-EK-Tepkime-Entalpisini-Etkileyen-Faktorler.docx
+++ b/Kim11-1-4-EK-Tepkime-Entalpisini-Etkileyen-Faktorler.docx
@@ -121,7 +121,7 @@
           <w:rFonts w:ascii="Times New Roman" w:hAnsi="Times New Roman" w:cs="Times New Roman"/>
           <w:lang w:val="tr-TR"/>
         </w:rPr>
-        <w:t xml:space="preserve">Bir tepkimenin entalpi değişimi; madde miktarına, maddelerin fiziksel hâline, elementlerin hangi allotropunun kullanıldığına, sıcaklığa ve basınca bağlıdır. Bu nedenle tepkime entalpileri karşılaştırılırken 25 °C ve 1 atm gibi aynı (standart) koşullar esas alınır ve maddelerin fiziksel hâlleri denklemde mutlaka belirtilir.</w:t>
+        <w:t xml:space="preserve">Analiz ve Keşif Atölyesi 1.4.’teki verilerde 2 mol sıvı suyun oluşumuna ait tepkime entalpisi −571,6 kJ iken 1 mol sıvı suyun oluşum entalpisi −285,8 kJ/mol’dür. Tablo 1.2’de ise su buharının oluşum entalpisi −241,8 kJ/mol olarak verilmiştir. Peki aynı elementlerden su oluşurken açığa çıkan ısı neden farklı değerler alır? Bu örnekler, bir tepkimenin entalpi değişiminin tek ve sabit bir değer olmadığını gösterir. Bir tepkimenin entalpi değişimi; madde miktarına, maddelerin fiziksel hâline, elementlerin hangi allotropunun kullanıldığına, sıcaklığa ve basınca bağlıdır. Bu nedenle tepkime entalpileri karşılaştırılırken 25 °C ve 1 atm gibi aynı (standart) koşullar esas alınır ve maddelerin fiziksel hâlleri denklemde mutlaka belirtilir.</w:t>
       </w:r>
     </w:p>
     <w:p>
@@ -480,6 +480,22 @@
           <w:lang w:val="tr-TR"/>
         </w:rPr>
         <w:t xml:space="preserve">O(s) oluşumuna ait entalpi düzeyleri</w:t>
+      </w:r>
+    </w:p>
+    <w:p>
+      <w:pPr>
+        <w:jc w:val="both"/>
+        <w:rPr>
+          <w:rFonts w:ascii="Times New Roman" w:hAnsi="Times New Roman" w:cs="Times New Roman"/>
+          <w:lang w:val="tr-TR"/>
+        </w:rPr>
+      </w:pPr>
+      <w:r>
+        <w:rPr>
+          <w:rFonts w:ascii="Times New Roman" w:hAnsi="Times New Roman" w:cs="Times New Roman"/>
+          <w:lang w:val="tr-TR"/>
+        </w:rPr>
+        <w:t xml:space="preserve">Peki bir element birden fazla hâlde bulunabiliyorsa standart oluşum entalpisi hesaplanırken bunlardan hangisi referans alınır?</w:t>
       </w:r>
     </w:p>
     <w:p>
